--- a/docs/DOC-Admin-Guide.docx
+++ b/docs/DOC-Admin-Guide.docx
@@ -2,13 +2,13 @@
 <file path=word/document.xml><?xml version="1.0" encoding="utf-8"?>
 <w:document xmlns:w="http://schemas.openxmlformats.org/wordprocessingml/2006/main" xmlns:m="http://schemas.openxmlformats.org/officeDocument/2006/math" xmlns:r="http://schemas.openxmlformats.org/officeDocument/2006/relationships" xmlns:o="urn:schemas-microsoft-com:office:office" xmlns:v="urn:schemas-microsoft-com:vml" xmlns:w10="urn:schemas-microsoft-com:office:word" xmlns:a="http://schemas.openxmlformats.org/drawingml/2006/main" xmlns:pic="http://schemas.openxmlformats.org/drawingml/2006/picture" xmlns:wp="http://schemas.openxmlformats.org/drawingml/2006/wordprocessingDrawing">
   <w:body>
-    <w:bookmarkStart w:id="37" w:name="net-monit-v11.2-admin-guide"/>
+    <w:bookmarkStart w:id="37" w:name="net-monit-v11.3-admin-guide"/>
     <w:p>
       <w:pPr>
         <w:pStyle w:val="Heading1"/>
       </w:pPr>
       <w:r>
-        <w:t xml:space="preserve">Net-monit V11.2 — Admin Guide</w:t>
+        <w:t xml:space="preserve">Net-monit V11.3 — Admin Guide</w:t>
       </w:r>
     </w:p>
     <w:p>
@@ -42,7 +42,7 @@
         <w:rPr>
           <w:rStyle w:val="VerbatimChar"/>
         </w:rPr>
-        <w:t xml:space="preserve">http://&lt;server&gt;:50112</w:t>
+        <w:t xml:space="preserve">http://&lt;server&gt;:50113</w:t>
       </w:r>
       <w:r>
         <w:t xml:space="preserve">. Admin accounts can see the Admin panel (top nav) and every Settings tab; regular user accounts see the dashboard and monitoring pages but not user management or SMTP/escalation configuration.</w:t>

--- a/docs/DOC-Admin-Guide.docx
+++ b/docs/DOC-Admin-Guide.docx
@@ -2,7 +2,7 @@
 <file path=word/document.xml><?xml version="1.0" encoding="utf-8"?>
 <w:document xmlns:w="http://schemas.openxmlformats.org/wordprocessingml/2006/main" xmlns:m="http://schemas.openxmlformats.org/officeDocument/2006/math" xmlns:r="http://schemas.openxmlformats.org/officeDocument/2006/relationships" xmlns:o="urn:schemas-microsoft-com:office:office" xmlns:v="urn:schemas-microsoft-com:vml" xmlns:w10="urn:schemas-microsoft-com:office:word" xmlns:a="http://schemas.openxmlformats.org/drawingml/2006/main" xmlns:pic="http://schemas.openxmlformats.org/drawingml/2006/picture" xmlns:wp="http://schemas.openxmlformats.org/drawingml/2006/wordprocessingDrawing">
   <w:body>
-    <w:bookmarkStart w:id="37" w:name="net-monit-v11.3-admin-guide"/>
+    <w:bookmarkStart w:id="38" w:name="net-monit-v11.3-admin-guide"/>
     <w:p>
       <w:pPr>
         <w:pStyle w:val="Heading1"/>
@@ -2430,6 +2430,204 @@
       </w:r>
       <w:r>
         <w:t xml:space="preserve">only saves the defaults and leaves overrides in place.</w:t>
+      </w:r>
+    </w:p>
+    <w:p>
+      <w:pPr>
+        <w:pStyle w:val="BodyText"/>
+      </w:pPr>
+      <w:r>
+        <w:rPr>
+          <w:bCs/>
+          <w:b/>
+        </w:rPr>
+        <w:t xml:space="preserve">Devices | Sites switch and live effect (V11.3 patch 02/03).</w:t>
+      </w:r>
+      <w:r>
+        <w:t xml:space="preserve"> </w:t>
+      </w:r>
+      <w:r>
+        <w:t xml:space="preserve">At the top of</w:t>
+      </w:r>
+      <w:r>
+        <w:t xml:space="preserve"> </w:t>
+      </w:r>
+      <w:r>
+        <w:rPr>
+          <w:iCs/>
+          <w:i/>
+        </w:rPr>
+        <w:t xml:space="preserve">Settings &gt; Thresholds</w:t>
+      </w:r>
+      <w:r>
+        <w:t xml:space="preserve"> </w:t>
+      </w:r>
+      <w:r>
+        <w:t xml:space="preserve">choose</w:t>
+      </w:r>
+      <w:r>
+        <w:t xml:space="preserve"> </w:t>
+      </w:r>
+      <w:r>
+        <w:rPr>
+          <w:bCs/>
+          <w:b/>
+        </w:rPr>
+        <w:t xml:space="preserve">Devices</w:t>
+      </w:r>
+      <w:r>
+        <w:t xml:space="preserve"> </w:t>
+      </w:r>
+      <w:r>
+        <w:t xml:space="preserve">or</w:t>
+      </w:r>
+      <w:r>
+        <w:t xml:space="preserve"> </w:t>
+      </w:r>
+      <w:r>
+        <w:rPr>
+          <w:bCs/>
+          <w:b/>
+        </w:rPr>
+        <w:t xml:space="preserve">Sites</w:t>
+      </w:r>
+      <w:r>
+        <w:t xml:space="preserve">. You then see only that category: its</w:t>
+      </w:r>
+      <w:r>
+        <w:t xml:space="preserve"> </w:t>
+      </w:r>
+      <w:r>
+        <w:rPr>
+          <w:bCs/>
+          <w:b/>
+        </w:rPr>
+        <w:t xml:space="preserve">global defaults table</w:t>
+      </w:r>
+      <w:r>
+        <w:t xml:space="preserve"> </w:t>
+      </w:r>
+      <w:r>
+        <w:t xml:space="preserve">(with</w:t>
+      </w:r>
+      <w:r>
+        <w:t xml:space="preserve"> </w:t>
+      </w:r>
+      <w:r>
+        <w:rPr>
+          <w:bCs/>
+          <w:b/>
+        </w:rPr>
+        <w:t xml:space="preserve">Save {devices|sites} defaults</w:t>
+      </w:r>
+      <w:r>
+        <w:t xml:space="preserve">,</w:t>
+      </w:r>
+      <w:r>
+        <w:t xml:space="preserve"> </w:t>
+      </w:r>
+      <w:r>
+        <w:rPr>
+          <w:bCs/>
+          <w:b/>
+        </w:rPr>
+        <w:t xml:space="preserve">Apply to all {devices|sites}</w:t>
+      </w:r>
+      <w:r>
+        <w:t xml:space="preserve"> </w:t>
+      </w:r>
+      <w:r>
+        <w:t xml:space="preserve">and</w:t>
+      </w:r>
+      <w:r>
+        <w:t xml:space="preserve"> </w:t>
+      </w:r>
+      <w:r>
+        <w:rPr>
+          <w:bCs/>
+          <w:b/>
+        </w:rPr>
+        <w:t xml:space="preserve">Fill recommended values</w:t>
+      </w:r>
+      <w:r>
+        <w:t xml:space="preserve">) and, underneath, every monitor of that category with its own overrides. The number in brackets is how many monitors are in the category. Values you save or apply are used by the monitoring engine on its very next check – no restart. Precedence, lowest to highest: built-in recommended values, the website’s own</w:t>
+      </w:r>
+      <w:r>
+        <w:t xml:space="preserve"> </w:t>
+      </w:r>
+      <w:r>
+        <w:rPr>
+          <w:iCs/>
+          <w:i/>
+        </w:rPr>
+        <w:t xml:space="preserve">Warn if slower than</w:t>
+      </w:r>
+      <w:r>
+        <w:t xml:space="preserve"> </w:t>
+      </w:r>
+      <w:r>
+        <w:t xml:space="preserve">/</w:t>
+      </w:r>
+      <w:r>
+        <w:t xml:space="preserve"> </w:t>
+      </w:r>
+      <w:r>
+        <w:rPr>
+          <w:iCs/>
+          <w:i/>
+        </w:rPr>
+        <w:t xml:space="preserve">SSL warn days</w:t>
+      </w:r>
+      <w:r>
+        <w:t xml:space="preserve"> </w:t>
+      </w:r>
+      <w:r>
+        <w:t xml:space="preserve">from the Sites page,</w:t>
+      </w:r>
+      <w:r>
+        <w:t xml:space="preserve"> </w:t>
+      </w:r>
+      <w:r>
+        <w:rPr>
+          <w:bCs/>
+          <w:b/>
+        </w:rPr>
+        <w:t xml:space="preserve">these global values</w:t>
+      </w:r>
+      <w:r>
+        <w:t xml:space="preserve">, then any per-monitor override from that monitor’s</w:t>
+      </w:r>
+      <w:r>
+        <w:t xml:space="preserve"> </w:t>
+      </w:r>
+      <w:r>
+        <w:rPr>
+          <w:bCs/>
+          <w:b/>
+        </w:rPr>
+        <w:t xml:space="preserve">Notify</w:t>
+      </w:r>
+      <w:r>
+        <w:t xml:space="preserve"> </w:t>
+      </w:r>
+      <w:r>
+        <w:t xml:space="preserve">window. The</w:t>
+      </w:r>
+      <w:r>
+        <w:t xml:space="preserve"> </w:t>
+      </w:r>
+      <w:r>
+        <w:rPr>
+          <w:bCs/>
+          <w:b/>
+        </w:rPr>
+        <w:t xml:space="preserve">SSL Days</w:t>
+      </w:r>
+      <w:r>
+        <w:t xml:space="preserve"> </w:t>
+      </w:r>
+      <w:r>
+        <w:t xml:space="preserve">colour on the Sites page follows the same thresholds.</w:t>
       </w:r>
     </w:p>
     <w:p>
@@ -4188,7 +4386,454 @@
     </w:p>
     <w:bookmarkEnd w:id="35"/>
     <w:bookmarkEnd w:id="36"/>
+    <w:bookmarkStart w:id="37" w:name="X594e34b4c77bfbd02ea175f3f0911723b5cca86"/>
+    <w:p>
+      <w:pPr>
+        <w:pStyle w:val="Heading2"/>
+      </w:pPr>
+      <w:r>
+        <w:t xml:space="preserve">Offline detection: why a monitor says Offline, and how to stop false alarms (V11.3 patch 03)</w:t>
+      </w:r>
+    </w:p>
+    <w:p>
+      <w:pPr>
+        <w:pStyle w:val="FirstParagraph"/>
+      </w:pPr>
+      <w:r>
+        <w:t xml:space="preserve">A device or site is shown as</w:t>
+      </w:r>
+      <w:r>
+        <w:t xml:space="preserve"> </w:t>
+      </w:r>
+      <w:r>
+        <w:rPr>
+          <w:bCs/>
+          <w:b/>
+        </w:rPr>
+        <w:t xml:space="preserve">Offline</w:t>
+      </w:r>
+      <w:r>
+        <w:t xml:space="preserve"> </w:t>
+      </w:r>
+      <w:r>
+        <w:t xml:space="preserve">only when it is really silent. Settings &gt;</w:t>
+      </w:r>
+      <w:r>
+        <w:t xml:space="preserve"> </w:t>
+      </w:r>
+      <w:r>
+        <w:rPr>
+          <w:bCs/>
+          <w:b/>
+        </w:rPr>
+        <w:t xml:space="preserve">Escalation</w:t>
+      </w:r>
+      <w:r>
+        <w:t xml:space="preserve"> </w:t>
+      </w:r>
+      <w:r>
+        <w:t xml:space="preserve">&gt;</w:t>
+      </w:r>
+      <w:r>
+        <w:t xml:space="preserve"> </w:t>
+      </w:r>
+      <w:r>
+        <w:rPr>
+          <w:bCs/>
+          <w:b/>
+        </w:rPr>
+        <w:t xml:space="preserve">Offline detection</w:t>
+      </w:r>
+      <w:r>
+        <w:t xml:space="preserve"> </w:t>
+      </w:r>
+      <w:r>
+        <w:t xml:space="preserve">has three numbers:</w:t>
+      </w:r>
+    </w:p>
+    <w:tbl>
+      <w:tblPr>
+        <w:tblStyle w:val="Table"/>
+        <w:tblW w:type="pct" w:w="5000"/>
+        <w:tblLook w:firstRow="1" w:lastRow="0" w:firstColumn="0" w:lastColumn="0" w:noHBand="0" w:noVBand="0" w:val="0020"/>
+        <w:jc w:val="start"/>
+      </w:tblPr>
+      <w:tblGrid>
+        <w:gridCol w:w="2640"/>
+        <w:gridCol w:w="2640"/>
+        <w:gridCol w:w="2640"/>
+      </w:tblGrid>
+      <w:tr>
+        <w:trPr>
+          <w:tblHeader w:val="true"/>
+        </w:trPr>
+        <w:tc>
+          <w:tcPr/>
+          <w:p>
+            <w:pPr>
+              <w:pStyle w:val="Compact"/>
+              <w:jc w:val="left"/>
+            </w:pPr>
+            <w:r>
+              <w:t xml:space="preserve">Setting</w:t>
+            </w:r>
+          </w:p>
+        </w:tc>
+        <w:tc>
+          <w:tcPr/>
+          <w:p>
+            <w:pPr>
+              <w:pStyle w:val="Compact"/>
+              <w:jc w:val="left"/>
+            </w:pPr>
+            <w:r>
+              <w:t xml:space="preserve">Default</w:t>
+            </w:r>
+          </w:p>
+        </w:tc>
+        <w:tc>
+          <w:tcPr/>
+          <w:p>
+            <w:pPr>
+              <w:pStyle w:val="Compact"/>
+              <w:jc w:val="left"/>
+            </w:pPr>
+            <w:r>
+              <w:t xml:space="preserve">Meaning</w:t>
+            </w:r>
+          </w:p>
+        </w:tc>
+      </w:tr>
+      <w:tr>
+        <w:tc>
+          <w:tcPr/>
+          <w:p>
+            <w:pPr>
+              <w:pStyle w:val="Compact"/>
+              <w:jc w:val="left"/>
+            </w:pPr>
+            <w:r>
+              <w:t xml:space="preserve">Re-checks before giving up</w:t>
+            </w:r>
+          </w:p>
+        </w:tc>
+        <w:tc>
+          <w:tcPr/>
+          <w:p>
+            <w:pPr>
+              <w:pStyle w:val="Compact"/>
+              <w:jc w:val="left"/>
+            </w:pPr>
+            <w:r>
+              <w:t xml:space="preserve">2</w:t>
+            </w:r>
+          </w:p>
+        </w:tc>
+        <w:tc>
+          <w:tcPr/>
+          <w:p>
+            <w:pPr>
+              <w:pStyle w:val="Compact"/>
+              <w:jc w:val="left"/>
+            </w:pPr>
+            <w:r>
+              <w:t xml:space="preserve">After a failed check, check again this many times before calling that poll a failure.</w:t>
+            </w:r>
+          </w:p>
+        </w:tc>
+      </w:tr>
+      <w:tr>
+        <w:tc>
+          <w:tcPr/>
+          <w:p>
+            <w:pPr>
+              <w:pStyle w:val="Compact"/>
+              <w:jc w:val="left"/>
+            </w:pPr>
+            <w:r>
+              <w:t xml:space="preserve">Seconds between re-checks</w:t>
+            </w:r>
+          </w:p>
+        </w:tc>
+        <w:tc>
+          <w:tcPr/>
+          <w:p>
+            <w:pPr>
+              <w:pStyle w:val="Compact"/>
+              <w:jc w:val="left"/>
+            </w:pPr>
+            <w:r>
+              <w:t xml:space="preserve">3</w:t>
+            </w:r>
+          </w:p>
+        </w:tc>
+        <w:tc>
+          <w:tcPr/>
+          <w:p>
+            <w:pPr>
+              <w:pStyle w:val="Compact"/>
+              <w:jc w:val="left"/>
+            </w:pPr>
+            <w:r>
+              <w:t xml:space="preserve">Pause between those re-checks.</w:t>
+            </w:r>
+          </w:p>
+        </w:tc>
+      </w:tr>
+      <w:tr>
+        <w:tc>
+          <w:tcPr/>
+          <w:p>
+            <w:pPr>
+              <w:pStyle w:val="Compact"/>
+              <w:jc w:val="left"/>
+            </w:pPr>
+            <w:r>
+              <w:t xml:space="preserve">Failed checks in a row to confirm Offline</w:t>
+            </w:r>
+          </w:p>
+        </w:tc>
+        <w:tc>
+          <w:tcPr/>
+          <w:p>
+            <w:pPr>
+              <w:pStyle w:val="Compact"/>
+              <w:jc w:val="left"/>
+            </w:pPr>
+            <w:r>
+              <w:t xml:space="preserve">2</w:t>
+            </w:r>
+          </w:p>
+        </w:tc>
+        <w:tc>
+          <w:tcPr/>
+          <w:p>
+            <w:pPr>
+              <w:pStyle w:val="Compact"/>
+              <w:jc w:val="left"/>
+            </w:pPr>
+            <w:r>
+              <w:t xml:space="preserve">How many polls in a row must fail (each one after all its re-checks) before the status becomes Offline.</w:t>
+            </w:r>
+          </w:p>
+        </w:tc>
+      </w:tr>
+    </w:tbl>
+    <w:p>
+      <w:pPr>
+        <w:pStyle w:val="BodyText"/>
+      </w:pPr>
+      <w:r>
+        <w:t xml:space="preserve">While a failure is not yet confirmed, the dashboard keeps the last status and nothing is emailed. After Offline is confirmed, the</w:t>
+      </w:r>
+      <w:r>
+        <w:t xml:space="preserve"> </w:t>
+      </w:r>
+      <w:r>
+        <w:rPr>
+          <w:bCs/>
+          <w:b/>
+        </w:rPr>
+        <w:t xml:space="preserve">Alert trigger mode</w:t>
+      </w:r>
+      <w:r>
+        <w:t xml:space="preserve"> </w:t>
+      </w:r>
+      <w:r>
+        <w:t xml:space="preserve">wait on the same tab still applies before the first email. With the defaults and a 30-second check interval, Offline is confirmed after roughly 1 to 2 minutes of real silence.</w:t>
+      </w:r>
+      <w:r>
+        <w:t xml:space="preserve"> </w:t>
+      </w:r>
+      <w:r>
+        <w:rPr>
+          <w:bCs/>
+          <w:b/>
+        </w:rPr>
+        <w:t xml:space="preserve">Higher numbers = fewer false alarms but slower real alarms.</w:t>
+      </w:r>
+      <w:r>
+        <w:t xml:space="preserve"> </w:t>
+      </w:r>
+      <w:r>
+        <w:t xml:space="preserve">Setting re-checks to 0 and failed checks to 1 restores the old, immediate behaviour.</w:t>
+      </w:r>
+    </w:p>
+    <w:p>
+      <w:pPr>
+        <w:pStyle w:val="BodyText"/>
+      </w:pPr>
+      <w:r>
+        <w:t xml:space="preserve">A monitoring</w:t>
+      </w:r>
+      <w:r>
+        <w:t xml:space="preserve"> </w:t>
+      </w:r>
+      <w:r>
+        <w:rPr>
+          <w:bCs/>
+          <w:b/>
+        </w:rPr>
+        <w:t xml:space="preserve">error</w:t>
+      </w:r>
+      <w:r>
+        <w:t xml:space="preserve"> </w:t>
+      </w:r>
+      <w:r>
+        <w:t xml:space="preserve">(the check itself crashed, for example a missing component or an operating-system limit) is</w:t>
+      </w:r>
+      <w:r>
+        <w:t xml:space="preserve"> </w:t>
+      </w:r>
+      <w:r>
+        <w:rPr>
+          <w:bCs/>
+          <w:b/>
+        </w:rPr>
+        <w:t xml:space="preserve">not</w:t>
+      </w:r>
+      <w:r>
+        <w:t xml:space="preserve"> </w:t>
+      </w:r>
+      <w:r>
+        <w:t xml:space="preserve">treated as the device being offline. It is written to</w:t>
+      </w:r>
+      <w:r>
+        <w:t xml:space="preserve"> </w:t>
+      </w:r>
+      <w:r>
+        <w:rPr>
+          <w:rStyle w:val="VerbatimChar"/>
+        </w:rPr>
+        <w:t xml:space="preserve">logs/service.log</w:t>
+      </w:r>
+      <w:r>
+        <w:t xml:space="preserve"> </w:t>
+      </w:r>
+      <w:r>
+        <w:t xml:space="preserve">as</w:t>
+      </w:r>
+      <w:r>
+        <w:t xml:space="preserve"> </w:t>
+      </w:r>
+      <w:r>
+        <w:rPr>
+          <w:rStyle w:val="VerbatimChar"/>
+        </w:rPr>
+        <w:t xml:space="preserve">the ping check itself failed (...)</w:t>
+      </w:r>
+      <w:r>
+        <w:t xml:space="preserve"> </w:t>
+      </w:r>
+      <w:r>
+        <w:t xml:space="preserve">and only appears as a problem if it happens 5 polls in a row.</w:t>
+      </w:r>
+    </w:p>
+    <w:p>
+      <w:pPr>
+        <w:pStyle w:val="BodyText"/>
+      </w:pPr>
+      <w:r>
+        <w:rPr>
+          <w:bCs/>
+          <w:b/>
+        </w:rPr>
+        <w:t xml:space="preserve">Finding out why something went Offline:</w:t>
+      </w:r>
+      <w:r>
+        <w:t xml:space="preserve"> </w:t>
+      </w:r>
+      <w:r>
+        <w:t xml:space="preserve">open</w:t>
+      </w:r>
+      <w:r>
+        <w:t xml:space="preserve"> </w:t>
+      </w:r>
+      <w:r>
+        <w:rPr>
+          <w:rStyle w:val="VerbatimChar"/>
+        </w:rPr>
+        <w:t xml:space="preserve">logs\service.log</w:t>
+      </w:r>
+      <w:r>
+        <w:t xml:space="preserve"> </w:t>
+      </w:r>
+      <w:r>
+        <w:t xml:space="preserve">and search for the monitor’s name. You will see either</w:t>
+      </w:r>
+      <w:r>
+        <w:t xml:space="preserve"> </w:t>
+      </w:r>
+      <w:r>
+        <w:rPr>
+          <w:rStyle w:val="VerbatimChar"/>
+        </w:rPr>
+        <w:t xml:space="preserve">unreachable after N attempt(s) [reason]. Poll 1 of 2 to confirm</w:t>
+      </w:r>
+      <w:r>
+        <w:t xml:space="preserve"> </w:t>
+      </w:r>
+      <w:r>
+        <w:t xml:space="preserve">(a blip that was absorbed) or</w:t>
+      </w:r>
+      <w:r>
+        <w:t xml:space="preserve"> </w:t>
+      </w:r>
+      <w:r>
+        <w:rPr>
+          <w:rStyle w:val="VerbatimChar"/>
+        </w:rPr>
+        <w:t xml:space="preserve">OFFLINE confirmed after ... [reason]</w:t>
+      </w:r>
+      <w:r>
+        <w:t xml:space="preserve"> </w:t>
+      </w:r>
+      <w:r>
+        <w:t xml:space="preserve">with the reason (for example</w:t>
+      </w:r>
+      <w:r>
+        <w:t xml:space="preserve"> </w:t>
+      </w:r>
+      <w:r>
+        <w:rPr>
+          <w:rStyle w:val="VerbatimChar"/>
+        </w:rPr>
+        <w:t xml:space="preserve">no reply to 4 ping(s)</w:t>
+      </w:r>
+      <w:r>
+        <w:t xml:space="preserve"> </w:t>
+      </w:r>
+      <w:r>
+        <w:t xml:space="preserve">or</w:t>
+      </w:r>
+      <w:r>
+        <w:t xml:space="preserve"> </w:t>
+      </w:r>
+      <w:r>
+        <w:rPr>
+          <w:rStyle w:val="VerbatimChar"/>
+        </w:rPr>
+        <w:t xml:space="preserve">Timeout after 10s</w:t>
+      </w:r>
+      <w:r>
+        <w:t xml:space="preserve">). If a device is confirmed Offline often although you can reach it from your own PC, the cause is on the Net-monit server’s network path (firewall rules for ICMP from that server, DNS on that server, a proxy, or a very short</w:t>
+      </w:r>
+      <w:r>
+        <w:t xml:space="preserve"> </w:t>
+      </w:r>
+      <w:r>
+        <w:rPr>
+          <w:iCs/>
+          <w:i/>
+        </w:rPr>
+        <w:t xml:space="preserve">ping timeout</w:t>
+      </w:r>
+      <w:r>
+        <w:t xml:space="preserve">), and the log reason tells you which.</w:t>
+      </w:r>
+    </w:p>
     <w:bookmarkEnd w:id="37"/>
+    <w:bookmarkEnd w:id="38"/>
     <w:sectPr/>
   </w:body>
 </w:document>

--- a/docs/DOC-Admin-Guide.docx
+++ b/docs/DOC-Admin-Guide.docx
@@ -2,7 +2,7 @@
 <file path=word/document.xml><?xml version="1.0" encoding="utf-8"?>
 <w:document xmlns:w="http://schemas.openxmlformats.org/wordprocessingml/2006/main" xmlns:m="http://schemas.openxmlformats.org/officeDocument/2006/math" xmlns:r="http://schemas.openxmlformats.org/officeDocument/2006/relationships" xmlns:o="urn:schemas-microsoft-com:office:office" xmlns:v="urn:schemas-microsoft-com:vml" xmlns:w10="urn:schemas-microsoft-com:office:word" xmlns:a="http://schemas.openxmlformats.org/drawingml/2006/main" xmlns:pic="http://schemas.openxmlformats.org/drawingml/2006/picture" xmlns:wp="http://schemas.openxmlformats.org/drawingml/2006/wordprocessingDrawing">
   <w:body>
-    <w:bookmarkStart w:id="38" w:name="net-monit-v11.3-admin-guide"/>
+    <w:bookmarkStart w:id="39" w:name="net-monit-v11.3-admin-guide"/>
     <w:p>
       <w:pPr>
         <w:pStyle w:val="Heading1"/>
@@ -2595,7 +2595,51 @@
         <w:t xml:space="preserve">these global values</w:t>
       </w:r>
       <w:r>
-        <w:t xml:space="preserve">, then any per-monitor override from that monitor’s</w:t>
+        <w:t xml:space="preserve">, then (devices only) the thresholds for the device’s</w:t>
+      </w:r>
+      <w:r>
+        <w:t xml:space="preserve"> </w:t>
+      </w:r>
+      <w:r>
+        <w:rPr>
+          <w:bCs/>
+          <w:b/>
+        </w:rPr>
+        <w:t xml:space="preserve">method</w:t>
+      </w:r>
+      <w:r>
+        <w:t xml:space="preserve">, then for its</w:t>
+      </w:r>
+      <w:r>
+        <w:t xml:space="preserve"> </w:t>
+      </w:r>
+      <w:r>
+        <w:rPr>
+          <w:bCs/>
+          <w:b/>
+        </w:rPr>
+        <w:t xml:space="preserve">type</w:t>
+      </w:r>
+      <w:r>
+        <w:t xml:space="preserve"> </w:t>
+      </w:r>
+      <w:r>
+        <w:t xml:space="preserve">(see</w:t>
+      </w:r>
+      <w:r>
+        <w:t xml:space="preserve"> </w:t>
+      </w:r>
+      <w:r>
+        <w:t xml:space="preserve">“</w:t>
+      </w:r>
+      <w:r>
+        <w:t xml:space="preserve">Types, methods and filters</w:t>
+      </w:r>
+      <w:r>
+        <w:t xml:space="preserve">”</w:t>
+      </w:r>
+      <w:r>
+        <w:t xml:space="preserve">), then any per-monitor override from that monitor’s</w:t>
       </w:r>
       <w:r>
         <w:t xml:space="preserve"> </w:t>
@@ -4833,7 +4877,671 @@
       </w:r>
     </w:p>
     <w:bookmarkEnd w:id="37"/>
+    <w:bookmarkStart w:id="38" w:name="types-methods-and-filters-v11.3-patch-04"/>
+    <w:p>
+      <w:pPr>
+        <w:pStyle w:val="Heading2"/>
+      </w:pPr>
+      <w:r>
+        <w:t xml:space="preserve">Types, methods and filters (V11.3 patch 04)</w:t>
+      </w:r>
+    </w:p>
+    <w:p>
+      <w:pPr>
+        <w:pStyle w:val="FirstParagraph"/>
+      </w:pPr>
+      <w:r>
+        <w:t xml:space="preserve">Every monitor has a</w:t>
+      </w:r>
+      <w:r>
+        <w:t xml:space="preserve"> </w:t>
+      </w:r>
+      <w:r>
+        <w:rPr>
+          <w:bCs/>
+          <w:b/>
+        </w:rPr>
+        <w:t xml:space="preserve">Type</w:t>
+      </w:r>
+      <w:r>
+        <w:t xml:space="preserve"> </w:t>
+      </w:r>
+      <w:r>
+        <w:t xml:space="preserve">(what it is: Network device, Router,</w:t>
+      </w:r>
+      <w:r>
+        <w:t xml:space="preserve"> </w:t>
+      </w:r>
+      <w:r>
+        <w:rPr>
+          <w:bCs/>
+          <w:b/>
+        </w:rPr>
+        <w:t xml:space="preserve">Switch</w:t>
+      </w:r>
+      <w:r>
+        <w:t xml:space="preserve">,</w:t>
+      </w:r>
+      <w:r>
+        <w:t xml:space="preserve"> </w:t>
+      </w:r>
+      <w:r>
+        <w:rPr>
+          <w:bCs/>
+          <w:b/>
+        </w:rPr>
+        <w:t xml:space="preserve">Firewall</w:t>
+      </w:r>
+      <w:r>
+        <w:t xml:space="preserve">, Wireless AP, Windows server, Linux server, VMware host, NAS / Storage, Printer, UPS, IP Camera, Other) and a</w:t>
+      </w:r>
+      <w:r>
+        <w:t xml:space="preserve"> </w:t>
+      </w:r>
+      <w:r>
+        <w:rPr>
+          <w:bCs/>
+          <w:b/>
+        </w:rPr>
+        <w:t xml:space="preserve">Method</w:t>
+      </w:r>
+      <w:r>
+        <w:t xml:space="preserve"> </w:t>
+      </w:r>
+      <w:r>
+        <w:t xml:space="preserve">(how it is checked: Ping, SNMP, PowerShell, SSH,</w:t>
+      </w:r>
+      <w:r>
+        <w:t xml:space="preserve"> </w:t>
+      </w:r>
+      <w:r>
+        <w:rPr>
+          <w:bCs/>
+          <w:b/>
+        </w:rPr>
+        <w:t xml:space="preserve">Shared folders / disks</w:t>
+      </w:r>
+      <w:r>
+        <w:t xml:space="preserve">, Websites). Set the Type when you add or edit a device.</w:t>
+      </w:r>
+    </w:p>
+    <w:p>
+      <w:pPr>
+        <w:pStyle w:val="BodyText"/>
+      </w:pPr>
+      <w:r>
+        <w:rPr>
+          <w:bCs/>
+          <w:b/>
+        </w:rPr>
+        <w:t xml:space="preserve">Filters.</w:t>
+      </w:r>
+      <w:r>
+        <w:t xml:space="preserve"> </w:t>
+      </w:r>
+      <w:r>
+        <w:t xml:space="preserve">The lists in</w:t>
+      </w:r>
+      <w:r>
+        <w:t xml:space="preserve"> </w:t>
+      </w:r>
+      <w:r>
+        <w:rPr>
+          <w:iCs/>
+          <w:i/>
+        </w:rPr>
+        <w:t xml:space="preserve">Settings &gt; Monitors</w:t>
+      </w:r>
+      <w:r>
+        <w:t xml:space="preserve">,</w:t>
+      </w:r>
+      <w:r>
+        <w:t xml:space="preserve"> </w:t>
+      </w:r>
+      <w:r>
+        <w:rPr>
+          <w:iCs/>
+          <w:i/>
+        </w:rPr>
+        <w:t xml:space="preserve">Escalation</w:t>
+      </w:r>
+      <w:r>
+        <w:t xml:space="preserve">,</w:t>
+      </w:r>
+      <w:r>
+        <w:t xml:space="preserve"> </w:t>
+      </w:r>
+      <w:r>
+        <w:rPr>
+          <w:iCs/>
+          <w:i/>
+        </w:rPr>
+        <w:t xml:space="preserve">Notifications</w:t>
+      </w:r>
+      <w:r>
+        <w:t xml:space="preserve"> </w:t>
+      </w:r>
+      <w:r>
+        <w:t xml:space="preserve">and</w:t>
+      </w:r>
+      <w:r>
+        <w:t xml:space="preserve"> </w:t>
+      </w:r>
+      <w:r>
+        <w:rPr>
+          <w:iCs/>
+          <w:i/>
+        </w:rPr>
+        <w:t xml:space="preserve">Thresholds</w:t>
+      </w:r>
+      <w:r>
+        <w:t xml:space="preserve"> </w:t>
+      </w:r>
+      <w:r>
+        <w:t xml:space="preserve">have a filter bar: a search box, a</w:t>
+      </w:r>
+      <w:r>
+        <w:t xml:space="preserve"> </w:t>
+      </w:r>
+      <w:r>
+        <w:rPr>
+          <w:bCs/>
+          <w:b/>
+        </w:rPr>
+        <w:t xml:space="preserve">Type</w:t>
+      </w:r>
+      <w:r>
+        <w:t xml:space="preserve"> </w:t>
+      </w:r>
+      <w:r>
+        <w:t xml:space="preserve">list (including</w:t>
+      </w:r>
+      <w:r>
+        <w:t xml:space="preserve"> </w:t>
+      </w:r>
+      <w:r>
+        <w:t xml:space="preserve">“</w:t>
+      </w:r>
+      <w:r>
+        <w:t xml:space="preserve">Servers (all)</w:t>
+      </w:r>
+      <w:r>
+        <w:t xml:space="preserve">”</w:t>
+      </w:r>
+      <w:r>
+        <w:t xml:space="preserve"> </w:t>
+      </w:r>
+      <w:r>
+        <w:t xml:space="preserve">and</w:t>
+      </w:r>
+      <w:r>
+        <w:t xml:space="preserve"> </w:t>
+      </w:r>
+      <w:r>
+        <w:t xml:space="preserve">“</w:t>
+      </w:r>
+      <w:r>
+        <w:t xml:space="preserve">Network gear (all)</w:t>
+      </w:r>
+      <w:r>
+        <w:t xml:space="preserve">”</w:t>
+      </w:r>
+      <w:r>
+        <w:t xml:space="preserve">) and a</w:t>
+      </w:r>
+      <w:r>
+        <w:t xml:space="preserve"> </w:t>
+      </w:r>
+      <w:r>
+        <w:rPr>
+          <w:bCs/>
+          <w:b/>
+        </w:rPr>
+        <w:t xml:space="preserve">Method</w:t>
+      </w:r>
+      <w:r>
+        <w:t xml:space="preserve"> </w:t>
+      </w:r>
+      <w:r>
+        <w:t xml:space="preserve">list, each with counts.</w:t>
+      </w:r>
+      <w:r>
+        <w:t xml:space="preserve"> </w:t>
+      </w:r>
+      <w:r>
+        <w:t xml:space="preserve">“</w:t>
+      </w:r>
+      <w:r>
+        <w:t xml:space="preserve">Showing 2 of 14</w:t>
+      </w:r>
+      <w:r>
+        <w:t xml:space="preserve">”</w:t>
+      </w:r>
+      <w:r>
+        <w:t xml:space="preserve"> </w:t>
+      </w:r>
+      <w:r>
+        <w:t xml:space="preserve">tells you what is hidden.</w:t>
+      </w:r>
+      <w:r>
+        <w:t xml:space="preserve"> </w:t>
+      </w:r>
+      <w:r>
+        <w:rPr>
+          <w:iCs/>
+          <w:i/>
+        </w:rPr>
+        <w:t xml:space="preserve">Clear</w:t>
+      </w:r>
+      <w:r>
+        <w:t xml:space="preserve"> </w:t>
+      </w:r>
+      <w:r>
+        <w:t xml:space="preserve">shows everything again.</w:t>
+      </w:r>
+    </w:p>
+    <w:p>
+      <w:pPr>
+        <w:pStyle w:val="BodyText"/>
+      </w:pPr>
+      <w:r>
+        <w:rPr>
+          <w:bCs/>
+          <w:b/>
+        </w:rPr>
+        <w:t xml:space="preserve">Thresholds for a whole group.</w:t>
+      </w:r>
+      <w:r>
+        <w:t xml:space="preserve"> </w:t>
+      </w:r>
+      <w:r>
+        <w:t xml:space="preserve">In</w:t>
+      </w:r>
+      <w:r>
+        <w:t xml:space="preserve"> </w:t>
+      </w:r>
+      <w:r>
+        <w:rPr>
+          <w:iCs/>
+          <w:i/>
+        </w:rPr>
+        <w:t xml:space="preserve">Settings &gt; Thresholds &gt; Devices</w:t>
+      </w:r>
+      <w:r>
+        <w:t xml:space="preserve">, the list</w:t>
+      </w:r>
+      <w:r>
+        <w:t xml:space="preserve"> </w:t>
+      </w:r>
+      <w:r>
+        <w:rPr>
+          <w:bCs/>
+          <w:b/>
+        </w:rPr>
+        <w:t xml:space="preserve">Set thresholds for</w:t>
+      </w:r>
+      <w:r>
+        <w:t xml:space="preserve"> </w:t>
+      </w:r>
+      <w:r>
+        <w:t xml:space="preserve">starts at</w:t>
+      </w:r>
+      <w:r>
+        <w:t xml:space="preserve"> </w:t>
+      </w:r>
+      <w:r>
+        <w:rPr>
+          <w:iCs/>
+          <w:i/>
+        </w:rPr>
+        <w:t xml:space="preserve">All devices</w:t>
+      </w:r>
+      <w:r>
+        <w:t xml:space="preserve">. Choose a</w:t>
+      </w:r>
+      <w:r>
+        <w:t xml:space="preserve"> </w:t>
+      </w:r>
+      <w:r>
+        <w:rPr>
+          <w:bCs/>
+          <w:b/>
+        </w:rPr>
+        <w:t xml:space="preserve">type</w:t>
+      </w:r>
+      <w:r>
+        <w:t xml:space="preserve"> </w:t>
+      </w:r>
+      <w:r>
+        <w:t xml:space="preserve">(for example Firewall, Switch, Linux server) or a</w:t>
+      </w:r>
+      <w:r>
+        <w:t xml:space="preserve"> </w:t>
+      </w:r>
+      <w:r>
+        <w:rPr>
+          <w:bCs/>
+          <w:b/>
+        </w:rPr>
+        <w:t xml:space="preserve">method</w:t>
+      </w:r>
+      <w:r>
+        <w:t xml:space="preserve"> </w:t>
+      </w:r>
+      <w:r>
+        <w:t xml:space="preserve">(for example Ping, SSH, Shared folders / disks) to set values for that group only. A method group only shows the metrics that method produces (shared folders: disk usage and latency). A</w:t>
+      </w:r>
+      <w:r>
+        <w:t xml:space="preserve"> </w:t>
+      </w:r>
+      <w:r>
+        <w:rPr>
+          <w:bCs/>
+          <w:b/>
+        </w:rPr>
+        <w:t xml:space="preserve">type</w:t>
+      </w:r>
+      <w:r>
+        <w:t xml:space="preserve"> </w:t>
+      </w:r>
+      <w:r>
+        <w:t xml:space="preserve">group only shows the metrics the devices of that type can report, worked out from how those devices are checked: a Firewall checked by Ping shows Latency and Packet loss; a Linux server checked by SSH adds CPU, Memory and Disk; a Windows server adds Bandwidth; a NAS shows Latency and Disk. The line under the group’s title says what the list is based on. (If no device of that type exists yet, the usual metrics for the type are shown.) An empty box means</w:t>
+      </w:r>
+      <w:r>
+        <w:t xml:space="preserve"> </w:t>
+      </w:r>
+      <w:r>
+        <w:t xml:space="preserve">“</w:t>
+      </w:r>
+      <w:r>
+        <w:t xml:space="preserve">use the value from All devices</w:t>
+      </w:r>
+      <w:r>
+        <w:t xml:space="preserve">”</w:t>
+      </w:r>
+      <w:r>
+        <w:t xml:space="preserve"> </w:t>
+      </w:r>
+      <w:r>
+        <w:t xml:space="preserve">(shown in grey). Buttons:</w:t>
+      </w:r>
+      <w:r>
+        <w:t xml:space="preserve"> </w:t>
+      </w:r>
+      <w:r>
+        <w:rPr>
+          <w:bCs/>
+          <w:b/>
+        </w:rPr>
+        <w:t xml:space="preserve">Save</w:t>
+      </w:r>
+      <w:r>
+        <w:t xml:space="preserve"> </w:t>
+      </w:r>
+      <w:r>
+        <w:t xml:space="preserve">(keep for the group),</w:t>
+      </w:r>
+      <w:r>
+        <w:t xml:space="preserve"> </w:t>
+      </w:r>
+      <w:r>
+        <w:rPr>
+          <w:bCs/>
+          <w:b/>
+        </w:rPr>
+        <w:t xml:space="preserve">Apply to all …</w:t>
+      </w:r>
+      <w:r>
+        <w:t xml:space="preserve"> </w:t>
+      </w:r>
+      <w:r>
+        <w:t xml:space="preserve">(also removes any monitor’s own value of those metrics inside the group),</w:t>
+      </w:r>
+      <w:r>
+        <w:t xml:space="preserve"> </w:t>
+      </w:r>
+      <w:r>
+        <w:rPr>
+          <w:bCs/>
+          <w:b/>
+        </w:rPr>
+        <w:t xml:space="preserve">Clear</w:t>
+      </w:r>
+      <w:r>
+        <w:t xml:space="preserve"> </w:t>
+      </w:r>
+      <w:r>
+        <w:t xml:space="preserve">(the group goes back to All devices),</w:t>
+      </w:r>
+      <w:r>
+        <w:t xml:space="preserve"> </w:t>
+      </w:r>
+      <w:r>
+        <w:rPr>
+          <w:bCs/>
+          <w:b/>
+        </w:rPr>
+        <w:t xml:space="preserve">Fill recommended values</w:t>
+      </w:r>
+      <w:r>
+        <w:t xml:space="preserve">. Groups with saved values are marked</w:t>
+      </w:r>
+      <w:r>
+        <w:t xml:space="preserve"> </w:t>
+      </w:r>
+      <w:r>
+        <w:t xml:space="preserve">“</w:t>
+      </w:r>
+      <w:r>
+        <w:t xml:space="preserve">custom</w:t>
+      </w:r>
+      <w:r>
+        <w:t xml:space="preserve">”</w:t>
+      </w:r>
+      <w:r>
+        <w:t xml:space="preserve">. Priority, lowest to highest: All devices, the method, the type, the monitor’s own values. So</w:t>
+      </w:r>
+      <w:r>
+        <w:t xml:space="preserve"> </w:t>
+      </w:r>
+      <w:r>
+        <w:t xml:space="preserve">“</w:t>
+      </w:r>
+      <w:r>
+        <w:t xml:space="preserve">Firewall latency 200</w:t>
+      </w:r>
+      <w:r>
+        <w:t xml:space="preserve">”</w:t>
+      </w:r>
+      <w:r>
+        <w:t xml:space="preserve"> </w:t>
+      </w:r>
+      <w:r>
+        <w:t xml:space="preserve">beats</w:t>
+      </w:r>
+      <w:r>
+        <w:t xml:space="preserve"> </w:t>
+      </w:r>
+      <w:r>
+        <w:t xml:space="preserve">“</w:t>
+      </w:r>
+      <w:r>
+        <w:t xml:space="preserve">Ping latency 150</w:t>
+      </w:r>
+      <w:r>
+        <w:t xml:space="preserve">”</w:t>
+      </w:r>
+      <w:r>
+        <w:t xml:space="preserve"> </w:t>
+      </w:r>
+      <w:r>
+        <w:t xml:space="preserve">for a firewall that is checked by ping. The per-monitor list below is filtered to the chosen group automatically.</w:t>
+      </w:r>
+    </w:p>
+    <w:p>
+      <w:pPr>
+        <w:pStyle w:val="BodyText"/>
+      </w:pPr>
+      <w:r>
+        <w:rPr>
+          <w:bCs/>
+          <w:b/>
+        </w:rPr>
+        <w:t xml:space="preserve">Dashboard: double-click a tile.</w:t>
+      </w:r>
+      <w:r>
+        <w:t xml:space="preserve"> </w:t>
+      </w:r>
+      <w:r>
+        <w:t xml:space="preserve">The device window shows what the device is, how it is checked, its live status and last error, and every threshold that applies to it with</w:t>
+      </w:r>
+      <w:r>
+        <w:t xml:space="preserve"> </w:t>
+      </w:r>
+      <w:r>
+        <w:rPr>
+          <w:bCs/>
+          <w:b/>
+        </w:rPr>
+        <w:t xml:space="preserve">Comes from</w:t>
+      </w:r>
+      <w:r>
+        <w:t xml:space="preserve"> </w:t>
+      </w:r>
+      <w:r>
+        <w:t xml:space="preserve">(built-in, All devices, method …, type …, or this device). Type a value to give that one device its own thresholds, or clear the boxes to inherit, then</w:t>
+      </w:r>
+      <w:r>
+        <w:t xml:space="preserve"> </w:t>
+      </w:r>
+      <w:r>
+        <w:rPr>
+          <w:bCs/>
+          <w:b/>
+        </w:rPr>
+        <w:t xml:space="preserve">Save thresholds</w:t>
+      </w:r>
+      <w:r>
+        <w:t xml:space="preserve">.</w:t>
+      </w:r>
+      <w:r>
+        <w:t xml:space="preserve"> </w:t>
+      </w:r>
+      <w:r>
+        <w:rPr>
+          <w:bCs/>
+          <w:b/>
+        </w:rPr>
+        <w:t xml:space="preserve">Edit device settings</w:t>
+      </w:r>
+      <w:r>
+        <w:t xml:space="preserve"> </w:t>
+      </w:r>
+      <w:r>
+        <w:t xml:space="preserve">and</w:t>
+      </w:r>
+      <w:r>
+        <w:t xml:space="preserve"> </w:t>
+      </w:r>
+      <w:r>
+        <w:rPr>
+          <w:bCs/>
+          <w:b/>
+        </w:rPr>
+        <w:t xml:space="preserve">Notifications &amp; escalation</w:t>
+      </w:r>
+      <w:r>
+        <w:t xml:space="preserve"> </w:t>
+      </w:r>
+      <w:r>
+        <w:t xml:space="preserve">open the full screens for that device. Only administrators can open it (a viewer is asked to sign in as an administrator). It does not open while the dashboard is in tile-edit mode, and double-clicking a button inside a tile does nothing.</w:t>
+      </w:r>
+    </w:p>
+    <w:p>
+      <w:pPr>
+        <w:pStyle w:val="BodyText"/>
+      </w:pPr>
+      <w:r>
+        <w:rPr>
+          <w:bCs/>
+          <w:b/>
+        </w:rPr>
+        <w:t xml:space="preserve">Devices page (V11.3 patch 05).</w:t>
+      </w:r>
+      <w:r>
+        <w:t xml:space="preserve"> </w:t>
+      </w:r>
+      <w:r>
+        <w:t xml:space="preserve">The Devices page has the same</w:t>
+      </w:r>
+      <w:r>
+        <w:t xml:space="preserve"> </w:t>
+      </w:r>
+      <w:r>
+        <w:rPr>
+          <w:bCs/>
+          <w:b/>
+        </w:rPr>
+        <w:t xml:space="preserve">Type / Method</w:t>
+      </w:r>
+      <w:r>
+        <w:t xml:space="preserve"> </w:t>
+      </w:r>
+      <w:r>
+        <w:t xml:space="preserve">filter bar and a</w:t>
+      </w:r>
+      <w:r>
+        <w:t xml:space="preserve"> </w:t>
+      </w:r>
+      <w:r>
+        <w:rPr>
+          <w:bCs/>
+          <w:b/>
+        </w:rPr>
+        <w:t xml:space="preserve">Group by</w:t>
+      </w:r>
+      <w:r>
+        <w:t xml:space="preserve"> </w:t>
+      </w:r>
+      <w:r>
+        <w:t xml:space="preserve">list (Nothing, Type, Method). Grouping puts the devices under headings such as</w:t>
+      </w:r>
+      <w:r>
+        <w:t xml:space="preserve"> </w:t>
+      </w:r>
+      <w:r>
+        <w:t xml:space="preserve">“</w:t>
+      </w:r>
+      <w:r>
+        <w:t xml:space="preserve">Firewall (3)</w:t>
+      </w:r>
+      <w:r>
+        <w:t xml:space="preserve">”</w:t>
+      </w:r>
+      <w:r>
+        <w:t xml:space="preserve"> </w:t>
+      </w:r>
+      <w:r>
+        <w:t xml:space="preserve">or</w:t>
+      </w:r>
+      <w:r>
+        <w:t xml:space="preserve"> </w:t>
+      </w:r>
+      <w:r>
+        <w:t xml:space="preserve">“</w:t>
+      </w:r>
+      <w:r>
+        <w:t xml:space="preserve">Ping (ICMP) (8)</w:t>
+      </w:r>
+      <w:r>
+        <w:t xml:space="preserve">”</w:t>
+      </w:r>
+      <w:r>
+        <w:t xml:space="preserve">; a heading disappears when the filter hides all of its devices. Your choice is remembered while the browser tab is open.</w:t>
+      </w:r>
+    </w:p>
     <w:bookmarkEnd w:id="38"/>
+    <w:bookmarkEnd w:id="39"/>
     <w:sectPr/>
   </w:body>
 </w:document>
